--- a/published/ai-organizations/04_digital_transformation/05_action/lab-protocols/05_action-lab.docx
+++ b/published/ai-organizations/04_digital_transformation/05_action/lab-protocols/05_action-lab.docx
@@ -4,32 +4,47 @@
   <w:body>
     <w:p>
       <w:r>
-        <w:t>Lab: Exploring Action</w:t>
+        <w:t>Lab: Automation Readiness Assessment</w:t>
       </w:r>
     </w:p>
     <w:p>
       <w:r>
-        <w:t>Objective</w:t>
+        <w:t>Objectives</w:t>
       </w:r>
     </w:p>
     <w:p>
       <w:r>
-        <w:t>Design and simulate a simple agent that demonstrates the principles of Action .</w:t>
+        <w:t>Learning Goal: Evaluate and prioritize processes for automation in your organization.</w:t>
       </w:r>
     </w:p>
     <w:p>
       <w:r>
-        <w:t>Prerequisites</w:t>
+        <w:t>Part 1: Process Inventory (10 min)</w:t>
       </w:r>
     </w:p>
     <w:p>
       <w:r>
-        <w:t>Basic understanding of Python or a relevant simulation tool.  Familiarity with the formal definition of Action.   Steps</w:t>
+        <w:t>Process  Volume (H/M/L)  Rule-Based?  Stability  Error Impact  Human Judgment Needed?        Y/N  H/M/L  H/M/L  H/M/L                     Write your response here   Part 2: Automation Readiness Scoring (15 min)</w:t>
       </w:r>
     </w:p>
     <w:p>
       <w:r>
-        <w:t>Define the Environment : Create a simple grid world or state space relevant to Organizations.  Define the Agent : Specify the agent's generative model, focusing on Action.  Simulation : Run the agent for 100 timesteps.  Perturbation : Introduce a specific challenge to Action (e.g., increased noise, occlusion).  Analysis : Plot the Free Energy over time. Does the agent successfully adapt?   Discussion Requirements</w:t>
+        <w:t>Process  Volume Score (1-5)  Rule Score (1-5)  Stability (1-5)  Total  Rank                       Write your response here   Part 3: Pilot Design (15 min)</w:t>
+      </w:r>
+    </w:p>
+    <w:p>
+      <w:r>
+        <w:t>For the top-ranked candidate:</w:t>
+      </w:r>
+    </w:p>
+    <w:p>
+      <w:r>
+        <w:t>Element  Design      Process scope     Automation approach (RPA/intelligent/hybrid)     Human-in-the-loop design     Exception handling     Success metrics     Timeline      Write your response here   Part 4: Change Impact (10 min)</w:t>
+      </w:r>
+    </w:p>
+    <w:p>
+      <w:r>
+        <w:t>Impact Area  Current State  Post-Automation State  Transition Plan      People/roles       Process flow       Skills needed       Monitoring        Write your response here   Summary</w:t>
       </w:r>
     </w:p>
     <w:sectPr>
